--- a/Текст и прочее/Преддипломная практика/Аттестационный.docx
+++ b/Текст и прочее/Преддипломная практика/Аттестационный.docx
@@ -2058,17 +2058,26 @@
             </w:r>
             <w:proofErr w:type="spellStart"/>
             <w:r>
+              <w:t>Шроо</w:t>
+            </w:r>
+            <w:proofErr w:type="spellEnd"/>
+            <w:r>
+              <w:t xml:space="preserve"> </w:t>
+            </w:r>
+            <w:r>
+              <w:t>Е</w:t>
+            </w:r>
+            <w:r>
+              <w:t>.</w:t>
+            </w:r>
+            <w:r>
+              <w:t>А.</w:t>
+            </w:r>
+            <w:r>
               <w:rPr>
                 <w:u w:val="single"/>
               </w:rPr>
-              <w:t>Пасечнюк</w:t>
-            </w:r>
-            <w:proofErr w:type="spellEnd"/>
-            <w:r>
-              <w:rPr>
-                <w:u w:val="single"/>
-              </w:rPr>
-              <w:t xml:space="preserve"> С.В., преподаватель</w:t>
+              <w:t>, преподаватель</w:t>
             </w:r>
             <w:r>
               <w:rPr>

--- a/Текст и прочее/Преддипломная практика/Аттестационный.docx
+++ b/Текст и прочее/Преддипломная практика/Аттестационный.docx
@@ -409,12 +409,14 @@
         </w:rPr>
         <w:t xml:space="preserve"> </w:t>
       </w:r>
-      <w:r>
-        <w:rPr>
-          <w:u w:val="single"/>
-        </w:rPr>
-        <w:t>КГБПОУ «Алтайская академия гостеприимства»</w:t>
-      </w:r>
+      <w:bookmarkStart w:id="0" w:name="_Toc165667576"/>
+      <w:r>
+        <w:rPr>
+          <w:u w:val="single"/>
+        </w:rPr>
+        <w:t>Учебная имитационная фирма, торговый дом «Престиж»</w:t>
+      </w:r>
+      <w:bookmarkEnd w:id="0"/>
       <w:r>
         <w:rPr>
           <w:color w:val="FF0000"/>

--- a/Текст и прочее/Преддипломная практика/Аттестационный.docx
+++ b/Текст и прочее/Преддипломная практика/Аттестационный.docx
@@ -172,13 +172,8 @@
         <w:t>2011</w:t>
       </w:r>
       <w:r>
-        <w:t xml:space="preserve"> </w:t>
-      </w:r>
-      <w:proofErr w:type="gramStart"/>
-      <w:r>
-        <w:t>по  специальности</w:t>
-      </w:r>
-      <w:proofErr w:type="gramEnd"/>
+        <w:t xml:space="preserve"> по  специальности</w:t>
+      </w:r>
     </w:p>
     <w:p>
       <w:pPr>
@@ -230,7 +225,6 @@
       <w:r>
         <w:t>производственную (</w:t>
       </w:r>
-      <w:proofErr w:type="gramStart"/>
       <w:r>
         <w:t>преддипломную</w:t>
       </w:r>
@@ -238,11 +232,7 @@
         <w:t>)</w:t>
       </w:r>
       <w:r>
-        <w:t xml:space="preserve">  практику</w:t>
-      </w:r>
-      <w:proofErr w:type="gramEnd"/>
-      <w:r>
-        <w:t xml:space="preserve"> </w:t>
+        <w:t xml:space="preserve">  практику </w:t>
       </w:r>
     </w:p>
     <w:p>
@@ -271,30 +261,22 @@
         <w:t>4</w:t>
       </w:r>
       <w:r>
+        <w:t xml:space="preserve"> недел</w:t>
+      </w:r>
+      <w:r>
+        <w:t>и</w:t>
+      </w:r>
+      <w:r>
+        <w:t xml:space="preserve">) </w:t>
+      </w:r>
+      <w:r>
+        <w:rPr>
+          <w:color w:val="FF0000"/>
+        </w:rPr>
         <w:t xml:space="preserve"> </w:t>
       </w:r>
-      <w:proofErr w:type="gramStart"/>
-      <w:r>
-        <w:t>недел</w:t>
-      </w:r>
-      <w:r>
-        <w:t>и</w:t>
-      </w:r>
-      <w:r>
-        <w:t xml:space="preserve">) </w:t>
-      </w:r>
-      <w:r>
-        <w:rPr>
-          <w:color w:val="FF0000"/>
-        </w:rPr>
-        <w:t xml:space="preserve"> </w:t>
-      </w:r>
-      <w:r>
-        <w:t>с</w:t>
-      </w:r>
-      <w:proofErr w:type="gramEnd"/>
-      <w:r>
-        <w:t xml:space="preserve"> </w:t>
+      <w:r>
+        <w:t xml:space="preserve">с </w:t>
       </w:r>
       <w:r>
         <w:rPr>
@@ -1946,9 +1928,8 @@
           <w:szCs w:val="20"/>
           <w:u w:val="single"/>
         </w:rPr>
-        <w:t xml:space="preserve"> </w:t>
-      </w:r>
-      <w:proofErr w:type="gramStart"/>
+        <w:t xml:space="preserve"> позици</w:t>
+      </w:r>
       <w:r>
         <w:rPr>
           <w:i/>
@@ -1956,7 +1937,7 @@
           <w:szCs w:val="20"/>
           <w:u w:val="single"/>
         </w:rPr>
-        <w:t>позици</w:t>
+        <w:t>ю</w:t>
       </w:r>
       <w:r>
         <w:rPr>
@@ -1965,26 +1946,7 @@
           <w:szCs w:val="20"/>
           <w:u w:val="single"/>
         </w:rPr>
-        <w:t>ю</w:t>
-      </w:r>
-      <w:r>
-        <w:rPr>
-          <w:i/>
-          <w:sz w:val="20"/>
-          <w:szCs w:val="20"/>
-          <w:u w:val="single"/>
-        </w:rPr>
-        <w:t xml:space="preserve">  подчеркнуть</w:t>
-      </w:r>
-      <w:proofErr w:type="gramEnd"/>
-      <w:r>
-        <w:rPr>
-          <w:i/>
-          <w:sz w:val="20"/>
-          <w:szCs w:val="20"/>
-          <w:u w:val="single"/>
-        </w:rPr>
-        <w:t>)</w:t>
+        <w:t xml:space="preserve">  подчеркнуть)</w:t>
       </w:r>
     </w:p>
     <w:tbl>
@@ -2016,15 +1978,7 @@
           </w:tcPr>
           <w:p>
             <w:r>
-              <w:t xml:space="preserve">Руководитель </w:t>
-            </w:r>
-            <w:proofErr w:type="gramStart"/>
-            <w:r>
-              <w:t>практики  от</w:t>
-            </w:r>
-            <w:proofErr w:type="gramEnd"/>
-            <w:r>
-              <w:t xml:space="preserve"> организации, предприятия</w:t>
+              <w:t>Руководитель практики  от организации, предприятия</w:t>
             </w:r>
           </w:p>
         </w:tc>
@@ -2079,13 +2033,13 @@
               <w:rPr>
                 <w:u w:val="single"/>
               </w:rPr>
-              <w:t>, преподаватель</w:t>
+              <w:t xml:space="preserve">, </w:t>
             </w:r>
             <w:r>
               <w:rPr>
                 <w:u w:val="single"/>
               </w:rPr>
-              <w:t xml:space="preserve"> </w:t>
+              <w:t>генеральный директор УИФ ТД "Престиж"</w:t>
             </w:r>
           </w:p>
           <w:p>
@@ -2225,7 +2179,6 @@
               </w:rPr>
               <w:t>«</w:t>
             </w:r>
-            <w:proofErr w:type="gramStart"/>
             <w:r>
               <w:rPr>
                 <w:u w:val="single"/>
@@ -2238,7 +2191,6 @@
               </w:rPr>
               <w:t xml:space="preserve">»   </w:t>
             </w:r>
-            <w:proofErr w:type="gramEnd"/>
             <w:r>
               <w:rPr>
                 <w:u w:val="single"/>
@@ -2295,7 +2247,6 @@
               </w:rPr>
               <w:t>«</w:t>
             </w:r>
-            <w:proofErr w:type="gramStart"/>
             <w:r>
               <w:rPr>
                 <w:u w:val="single"/>
@@ -2308,7 +2259,6 @@
               </w:rPr>
               <w:t>»_</w:t>
             </w:r>
-            <w:proofErr w:type="gramEnd"/>
             <w:r>
               <w:rPr>
                 <w:u w:val="single"/>
